--- a/docs/TextSystem_Report.docx
+++ b/docs/TextSystem_Report.docx
@@ -976,7 +976,7 @@
           <w:rFonts w:ascii="Times New Roman" w:hAnsi="Times New Roman"/>
           <w:b w:val="0"/>
         </w:rPr>
-        <w:t>Репозиторій з кодом: https://github.com/mvockob/TextSystem</w:t>
+        <w:t>Репозиторій з кодом: https://github.com/mvockob/TextSystem-ProjectOOP</w:t>
       </w:r>
     </w:p>
     <w:sectPr>
